--- a/Documentation/RecipeForum Dokumentáció.docx
+++ b/Documentation/RecipeForum Dokumentáció.docx
@@ -61,12 +61,12 @@
             <wp:extent cx="1195388" cy="1195388"/>
             <wp:effectExtent b="0" l="0" r="0" t="0"/>
             <wp:wrapSquare wrapText="bothSides" distB="114300" distT="114300" distL="114300" distR="114300"/>
-            <wp:docPr id="22" name="image20.png"/>
+            <wp:docPr id="22" name="image14.png"/>
             <a:graphic>
               <a:graphicData uri="http://schemas.openxmlformats.org/drawingml/2006/picture">
                 <pic:pic>
                   <pic:nvPicPr>
-                    <pic:cNvPr id="0" name="image20.png"/>
+                    <pic:cNvPr id="0" name="image14.png"/>
                     <pic:cNvPicPr preferRelativeResize="0"/>
                   </pic:nvPicPr>
                   <pic:blipFill>
@@ -135,12 +135,12 @@
             <wp:extent cx="3333750" cy="3333750"/>
             <wp:effectExtent b="0" l="0" r="0" t="0"/>
             <wp:wrapSquare wrapText="bothSides" distB="114300" distT="114300" distL="114300" distR="114300"/>
-            <wp:docPr id="23" name="image22.png"/>
+            <wp:docPr id="23" name="image24.png"/>
             <a:graphic>
               <a:graphicData uri="http://schemas.openxmlformats.org/drawingml/2006/picture">
                 <pic:pic>
                   <pic:nvPicPr>
-                    <pic:cNvPr id="0" name="image22.png"/>
+                    <pic:cNvPr id="0" name="image24.png"/>
                     <pic:cNvPicPr preferRelativeResize="0"/>
                   </pic:nvPicPr>
                   <pic:blipFill>
@@ -1743,6 +1743,43 @@
     <w:p>
       <w:pPr>
         <w:numPr>
+          <w:ilvl w:val="1"/>
+          <w:numId w:val="32"/>
+        </w:numPr>
+        <w:spacing w:after="0" w:afterAutospacing="0" w:before="0" w:beforeAutospacing="0" w:lineRule="auto"/>
+        <w:ind w:left="1440" w:hanging="360"/>
+        <w:rPr>
+          <w:rFonts w:ascii="Times New Roman" w:cs="Times New Roman" w:eastAsia="Times New Roman" w:hAnsi="Times New Roman"/>
+          <w:b w:val="1"/>
+          <w:bCs w:val="1"/>
+          <w:sz w:val="24"/>
+          <w:szCs w:val="24"/>
+        </w:rPr>
+      </w:pPr>
+      <w:r>
+        <w:rPr>
+          <w:rFonts w:ascii="Times New Roman" w:cs="Times New Roman" w:eastAsia="Times New Roman" w:hAnsi="Times New Roman"/>
+          <w:b w:val="1"/>
+          <w:bCs w:val="1"/>
+          <w:sz w:val="24"/>
+          <w:szCs w:val="24"/>
+          <w:rtl w:val="0"/>
+        </w:rPr>
+        <w:t xml:space="preserve">Varga Balázs </w:t>
+      </w:r>
+      <w:r>
+        <w:rPr>
+          <w:rFonts w:ascii="Times New Roman" w:cs="Times New Roman" w:eastAsia="Times New Roman" w:hAnsi="Times New Roman"/>
+          <w:sz w:val="24"/>
+          <w:szCs w:val="24"/>
+          <w:rtl w:val="0"/>
+        </w:rPr>
+        <w:t xml:space="preserve">- Mélyebb technikai ismeretek oktatása</w:t>
+      </w:r>
+    </w:p>
+    <w:p>
+      <w:pPr>
+        <w:numPr>
           <w:ilvl w:val="0"/>
           <w:numId w:val="32"/>
         </w:numPr>
@@ -12973,12 +13010,12 @@
             <wp:extent cx="1852613" cy="2798797"/>
             <wp:effectExtent b="0" l="0" r="0" t="0"/>
             <wp:wrapTopAndBottom distB="114300" distT="114300"/>
-            <wp:docPr id="11" name="image12.png"/>
+            <wp:docPr id="11" name="image3.png"/>
             <a:graphic>
               <a:graphicData uri="http://schemas.openxmlformats.org/drawingml/2006/picture">
                 <pic:pic>
                   <pic:nvPicPr>
-                    <pic:cNvPr id="0" name="image12.png"/>
+                    <pic:cNvPr id="0" name="image3.png"/>
                     <pic:cNvPicPr preferRelativeResize="0"/>
                   </pic:nvPicPr>
                   <pic:blipFill>
@@ -13152,12 +13189,12 @@
             <wp:extent cx="2567076" cy="1703710"/>
             <wp:effectExtent b="0" l="0" r="0" t="0"/>
             <wp:wrapTopAndBottom distB="114300" distT="114300"/>
-            <wp:docPr id="32" name="image30.png"/>
+            <wp:docPr id="32" name="image23.png"/>
             <a:graphic>
               <a:graphicData uri="http://schemas.openxmlformats.org/drawingml/2006/picture">
                 <pic:pic>
                   <pic:nvPicPr>
-                    <pic:cNvPr id="0" name="image30.png"/>
+                    <pic:cNvPr id="0" name="image23.png"/>
                     <pic:cNvPicPr preferRelativeResize="0"/>
                   </pic:nvPicPr>
                   <pic:blipFill>
@@ -13289,12 +13326,12 @@
             <wp:extent cx="2871788" cy="515001"/>
             <wp:effectExtent b="0" l="0" r="0" t="0"/>
             <wp:wrapTopAndBottom distB="114300" distT="114300"/>
-            <wp:docPr id="30" name="image26.png"/>
+            <wp:docPr id="30" name="image27.png"/>
             <a:graphic>
               <a:graphicData uri="http://schemas.openxmlformats.org/drawingml/2006/picture">
                 <pic:pic>
                   <pic:nvPicPr>
-                    <pic:cNvPr id="0" name="image26.png"/>
+                    <pic:cNvPr id="0" name="image27.png"/>
                     <pic:cNvPicPr preferRelativeResize="0"/>
                   </pic:nvPicPr>
                   <pic:blipFill>
@@ -13729,12 +13766,12 @@
             <wp:extent cx="5731200" cy="2438400"/>
             <wp:effectExtent b="0" l="0" r="0" t="0"/>
             <wp:wrapTopAndBottom distB="114300" distT="114300"/>
-            <wp:docPr id="6" name="image10.png"/>
+            <wp:docPr id="6" name="image11.png"/>
             <a:graphic>
               <a:graphicData uri="http://schemas.openxmlformats.org/drawingml/2006/picture">
                 <pic:pic>
                   <pic:nvPicPr>
-                    <pic:cNvPr id="0" name="image10.png"/>
+                    <pic:cNvPr id="0" name="image11.png"/>
                     <pic:cNvPicPr preferRelativeResize="0"/>
                   </pic:nvPicPr>
                   <pic:blipFill>
@@ -13818,12 +13855,12 @@
             <wp:extent cx="5731200" cy="2730500"/>
             <wp:effectExtent b="0" l="0" r="0" t="0"/>
             <wp:wrapTopAndBottom distB="114300" distT="114300"/>
-            <wp:docPr id="19" name="image3.png"/>
+            <wp:docPr id="19" name="image16.png"/>
             <a:graphic>
               <a:graphicData uri="http://schemas.openxmlformats.org/drawingml/2006/picture">
                 <pic:pic>
                   <pic:nvPicPr>
-                    <pic:cNvPr id="0" name="image3.png"/>
+                    <pic:cNvPr id="0" name="image16.png"/>
                     <pic:cNvPicPr preferRelativeResize="0"/>
                   </pic:nvPicPr>
                   <pic:blipFill>
@@ -14102,12 +14139,12 @@
             <wp:extent cx="4404787" cy="3563341"/>
             <wp:effectExtent b="0" l="0" r="0" t="0"/>
             <wp:wrapTopAndBottom distB="114300" distT="114300"/>
-            <wp:docPr id="26" name="image25.png"/>
+            <wp:docPr id="26" name="image30.png"/>
             <a:graphic>
               <a:graphicData uri="http://schemas.openxmlformats.org/drawingml/2006/picture">
                 <pic:pic>
                   <pic:nvPicPr>
-                    <pic:cNvPr id="0" name="image25.png"/>
+                    <pic:cNvPr id="0" name="image30.png"/>
                     <pic:cNvPicPr preferRelativeResize="0"/>
                   </pic:nvPicPr>
                   <pic:blipFill>
@@ -14306,12 +14343,12 @@
             <wp:extent cx="5114925" cy="1939308"/>
             <wp:effectExtent b="0" l="0" r="0" t="0"/>
             <wp:wrapTopAndBottom distB="114300" distT="114300"/>
-            <wp:docPr id="24" name="image15.png"/>
+            <wp:docPr id="24" name="image8.png"/>
             <a:graphic>
               <a:graphicData uri="http://schemas.openxmlformats.org/drawingml/2006/picture">
                 <pic:pic>
                   <pic:nvPicPr>
-                    <pic:cNvPr id="0" name="image15.png"/>
+                    <pic:cNvPr id="0" name="image8.png"/>
                     <pic:cNvPicPr preferRelativeResize="0"/>
                   </pic:nvPicPr>
                   <pic:blipFill>
@@ -14363,12 +14400,12 @@
             <wp:extent cx="4081463" cy="3688232"/>
             <wp:effectExtent b="0" l="0" r="0" t="0"/>
             <wp:wrapTopAndBottom distB="114300" distT="114300"/>
-            <wp:docPr id="8" name="image16.png"/>
+            <wp:docPr id="8" name="image20.png"/>
             <a:graphic>
               <a:graphicData uri="http://schemas.openxmlformats.org/drawingml/2006/picture">
                 <pic:pic>
                   <pic:nvPicPr>
-                    <pic:cNvPr id="0" name="image16.png"/>
+                    <pic:cNvPr id="0" name="image20.png"/>
                     <pic:cNvPicPr preferRelativeResize="0"/>
                   </pic:nvPicPr>
                   <pic:blipFill>
@@ -14528,12 +14565,12 @@
             <wp:extent cx="5114925" cy="1939308"/>
             <wp:effectExtent b="0" l="0" r="0" t="0"/>
             <wp:wrapTopAndBottom distB="114300" distT="114300"/>
-            <wp:docPr id="3" name="image15.png"/>
+            <wp:docPr id="3" name="image8.png"/>
             <a:graphic>
               <a:graphicData uri="http://schemas.openxmlformats.org/drawingml/2006/picture">
                 <pic:pic>
                   <pic:nvPicPr>
-                    <pic:cNvPr id="0" name="image15.png"/>
+                    <pic:cNvPr id="0" name="image8.png"/>
                     <pic:cNvPicPr preferRelativeResize="0"/>
                   </pic:nvPicPr>
                   <pic:blipFill>
@@ -14634,12 +14671,12 @@
             <wp:extent cx="4262438" cy="1638300"/>
             <wp:effectExtent b="0" l="0" r="0" t="0"/>
             <wp:wrapTopAndBottom distB="114300" distT="114300"/>
-            <wp:docPr id="21" name="image21.png"/>
+            <wp:docPr id="21" name="image18.png"/>
             <a:graphic>
               <a:graphicData uri="http://schemas.openxmlformats.org/drawingml/2006/picture">
                 <pic:pic>
                   <pic:nvPicPr>
-                    <pic:cNvPr id="0" name="image21.png"/>
+                    <pic:cNvPr id="0" name="image18.png"/>
                     <pic:cNvPicPr preferRelativeResize="0"/>
                   </pic:nvPicPr>
                   <pic:blipFill>
@@ -14853,12 +14890,12 @@
             <wp:extent cx="4481513" cy="1339987"/>
             <wp:effectExtent b="0" l="0" r="0" t="0"/>
             <wp:wrapTopAndBottom distB="114300" distT="114300"/>
-            <wp:docPr id="34" name="image28.png"/>
+            <wp:docPr id="34" name="image26.png"/>
             <a:graphic>
               <a:graphicData uri="http://schemas.openxmlformats.org/drawingml/2006/picture">
                 <pic:pic>
                   <pic:nvPicPr>
-                    <pic:cNvPr id="0" name="image28.png"/>
+                    <pic:cNvPr id="0" name="image26.png"/>
                     <pic:cNvPicPr preferRelativeResize="0"/>
                   </pic:nvPicPr>
                   <pic:blipFill>
@@ -15140,12 +15177,12 @@
             <wp:extent cx="4081463" cy="1539023"/>
             <wp:effectExtent b="0" l="0" r="0" t="0"/>
             <wp:wrapTopAndBottom distB="114300" distT="114300"/>
-            <wp:docPr id="4" name="image9.png"/>
+            <wp:docPr id="4" name="image17.png"/>
             <a:graphic>
               <a:graphicData uri="http://schemas.openxmlformats.org/drawingml/2006/picture">
                 <pic:pic>
                   <pic:nvPicPr>
-                    <pic:cNvPr id="0" name="image9.png"/>
+                    <pic:cNvPr id="0" name="image17.png"/>
                     <pic:cNvPicPr preferRelativeResize="0"/>
                   </pic:nvPicPr>
                   <pic:blipFill>
@@ -15386,12 +15423,12 @@
             <wp:extent cx="2767013" cy="947266"/>
             <wp:effectExtent b="0" l="0" r="0" t="0"/>
             <wp:wrapTopAndBottom distB="114300" distT="114300"/>
-            <wp:docPr id="13" name="image1.png"/>
+            <wp:docPr id="13" name="image10.png"/>
             <a:graphic>
               <a:graphicData uri="http://schemas.openxmlformats.org/drawingml/2006/picture">
                 <pic:pic>
                   <pic:nvPicPr>
-                    <pic:cNvPr id="0" name="image1.png"/>
+                    <pic:cNvPr id="0" name="image10.png"/>
                     <pic:cNvPicPr preferRelativeResize="0"/>
                   </pic:nvPicPr>
                   <pic:blipFill>
@@ -15745,12 +15782,12 @@
             <wp:extent cx="4548188" cy="4706845"/>
             <wp:effectExtent b="0" l="0" r="0" t="0"/>
             <wp:wrapTopAndBottom distB="114300" distT="114300"/>
-            <wp:docPr id="17" name="image18.png"/>
+            <wp:docPr id="17" name="image25.png"/>
             <a:graphic>
               <a:graphicData uri="http://schemas.openxmlformats.org/drawingml/2006/picture">
                 <pic:pic>
                   <pic:nvPicPr>
-                    <pic:cNvPr id="0" name="image18.png"/>
+                    <pic:cNvPr id="0" name="image25.png"/>
                     <pic:cNvPicPr preferRelativeResize="0"/>
                   </pic:nvPicPr>
                   <pic:blipFill>
@@ -16003,12 +16040,12 @@
             <wp:extent cx="2347913" cy="3424618"/>
             <wp:effectExtent b="0" l="0" r="0" t="0"/>
             <wp:wrapTopAndBottom distB="114300" distT="114300"/>
-            <wp:docPr id="10" name="image4.png"/>
+            <wp:docPr id="10" name="image13.png"/>
             <a:graphic>
               <a:graphicData uri="http://schemas.openxmlformats.org/drawingml/2006/picture">
                 <pic:pic>
                   <pic:nvPicPr>
-                    <pic:cNvPr id="0" name="image4.png"/>
+                    <pic:cNvPr id="0" name="image13.png"/>
                     <pic:cNvPicPr preferRelativeResize="0"/>
                   </pic:nvPicPr>
                   <pic:blipFill>
@@ -16406,12 +16443,12 @@
             <wp:extent cx="4700588" cy="2686050"/>
             <wp:effectExtent b="0" l="0" r="0" t="0"/>
             <wp:wrapTopAndBottom distB="114300" distT="114300"/>
-            <wp:docPr id="15" name="image19.png"/>
+            <wp:docPr id="15" name="image12.png"/>
             <a:graphic>
               <a:graphicData uri="http://schemas.openxmlformats.org/drawingml/2006/picture">
                 <pic:pic>
                   <pic:nvPicPr>
-                    <pic:cNvPr id="0" name="image19.png"/>
+                    <pic:cNvPr id="0" name="image12.png"/>
                     <pic:cNvPicPr preferRelativeResize="0"/>
                   </pic:nvPicPr>
                   <pic:blipFill>
@@ -16463,12 +16500,12 @@
             <wp:extent cx="4176713" cy="2386693"/>
             <wp:effectExtent b="0" l="0" r="0" t="0"/>
             <wp:wrapTopAndBottom distB="114300" distT="114300"/>
-            <wp:docPr id="5" name="image24.png"/>
+            <wp:docPr id="5" name="image15.png"/>
             <a:graphic>
               <a:graphicData uri="http://schemas.openxmlformats.org/drawingml/2006/picture">
                 <pic:pic>
                   <pic:nvPicPr>
-                    <pic:cNvPr id="0" name="image24.png"/>
+                    <pic:cNvPr id="0" name="image15.png"/>
                     <pic:cNvPicPr preferRelativeResize="0"/>
                   </pic:nvPicPr>
                   <pic:blipFill>
@@ -16529,12 +16566,12 @@
             <wp:extent cx="4100513" cy="1914027"/>
             <wp:effectExtent b="0" l="0" r="0" t="0"/>
             <wp:wrapTopAndBottom distB="114300" distT="114300"/>
-            <wp:docPr id="1" name="image11.png"/>
+            <wp:docPr id="1" name="image6.png"/>
             <a:graphic>
               <a:graphicData uri="http://schemas.openxmlformats.org/drawingml/2006/picture">
                 <pic:pic>
                   <pic:nvPicPr>
-                    <pic:cNvPr id="0" name="image11.png"/>
+                    <pic:cNvPr id="0" name="image6.png"/>
                     <pic:cNvPicPr preferRelativeResize="0"/>
                   </pic:nvPicPr>
                   <pic:blipFill>
@@ -16586,12 +16623,12 @@
             <wp:extent cx="4105275" cy="1917042"/>
             <wp:effectExtent b="0" l="0" r="0" t="0"/>
             <wp:wrapTopAndBottom distB="114300" distT="114300"/>
-            <wp:docPr id="18" name="image6.png"/>
+            <wp:docPr id="18" name="image19.png"/>
             <a:graphic>
               <a:graphicData uri="http://schemas.openxmlformats.org/drawingml/2006/picture">
                 <pic:pic>
                   <pic:nvPicPr>
-                    <pic:cNvPr id="0" name="image6.png"/>
+                    <pic:cNvPr id="0" name="image19.png"/>
                     <pic:cNvPicPr preferRelativeResize="0"/>
                   </pic:nvPicPr>
                   <pic:blipFill>
@@ -16783,12 +16820,12 @@
             <wp:extent cx="3567113" cy="1588017"/>
             <wp:effectExtent b="0" l="0" r="0" t="0"/>
             <wp:wrapTopAndBottom distB="114300" distT="114300"/>
-            <wp:docPr id="25" name="image27.png"/>
+            <wp:docPr id="25" name="image28.png"/>
             <a:graphic>
               <a:graphicData uri="http://schemas.openxmlformats.org/drawingml/2006/picture">
                 <pic:pic>
                   <pic:nvPicPr>
-                    <pic:cNvPr id="0" name="image27.png"/>
+                    <pic:cNvPr id="0" name="image28.png"/>
                     <pic:cNvPicPr preferRelativeResize="0"/>
                   </pic:nvPicPr>
                   <pic:blipFill>
@@ -16840,12 +16877,12 @@
             <wp:extent cx="3571875" cy="1586444"/>
             <wp:effectExtent b="0" l="0" r="0" t="0"/>
             <wp:wrapTopAndBottom distB="114300" distT="114300"/>
-            <wp:docPr id="12" name="image8.png"/>
+            <wp:docPr id="12" name="image9.png"/>
             <a:graphic>
               <a:graphicData uri="http://schemas.openxmlformats.org/drawingml/2006/picture">
                 <pic:pic>
                   <pic:nvPicPr>
-                    <pic:cNvPr id="0" name="image8.png"/>
+                    <pic:cNvPr id="0" name="image9.png"/>
                     <pic:cNvPicPr preferRelativeResize="0"/>
                   </pic:nvPicPr>
                   <pic:blipFill>
@@ -16906,12 +16943,12 @@
             <wp:extent cx="4772025" cy="2275035"/>
             <wp:effectExtent b="0" l="0" r="0" t="0"/>
             <wp:wrapTopAndBottom distB="114300" distT="114300"/>
-            <wp:docPr id="14" name="image3.png"/>
+            <wp:docPr id="14" name="image16.png"/>
             <a:graphic>
               <a:graphicData uri="http://schemas.openxmlformats.org/drawingml/2006/picture">
                 <pic:pic>
                   <pic:nvPicPr>
-                    <pic:cNvPr id="0" name="image3.png"/>
+                    <pic:cNvPr id="0" name="image16.png"/>
                     <pic:cNvPicPr preferRelativeResize="0"/>
                   </pic:nvPicPr>
                   <pic:blipFill>
@@ -17076,12 +17113,12 @@
             <wp:extent cx="2628900" cy="1428750"/>
             <wp:effectExtent b="0" l="0" r="0" t="0"/>
             <wp:wrapTopAndBottom distB="114300" distT="114300"/>
-            <wp:docPr id="9" name="image13.png"/>
+            <wp:docPr id="9" name="image1.png"/>
             <a:graphic>
               <a:graphicData uri="http://schemas.openxmlformats.org/drawingml/2006/picture">
                 <pic:pic>
                   <pic:nvPicPr>
-                    <pic:cNvPr id="0" name="image13.png"/>
+                    <pic:cNvPr id="0" name="image1.png"/>
                     <pic:cNvPicPr preferRelativeResize="0"/>
                   </pic:nvPicPr>
                   <pic:blipFill>
@@ -17157,12 +17194,12 @@
             <wp:extent cx="4676775" cy="489430"/>
             <wp:effectExtent b="0" l="0" r="0" t="0"/>
             <wp:wrapTopAndBottom distB="114300" distT="114300"/>
-            <wp:docPr id="7" name="image7.png"/>
+            <wp:docPr id="7" name="image5.png"/>
             <a:graphic>
               <a:graphicData uri="http://schemas.openxmlformats.org/drawingml/2006/picture">
                 <pic:pic>
                   <pic:nvPicPr>
-                    <pic:cNvPr id="0" name="image7.png"/>
+                    <pic:cNvPr id="0" name="image5.png"/>
                     <pic:cNvPicPr preferRelativeResize="0"/>
                   </pic:nvPicPr>
                   <pic:blipFill>
@@ -17216,12 +17253,12 @@
             <wp:extent cx="2705100" cy="1095375"/>
             <wp:effectExtent b="0" l="0" r="0" t="0"/>
             <wp:wrapTopAndBottom distB="114300" distT="114300"/>
-            <wp:docPr id="29" name="image23.png"/>
+            <wp:docPr id="29" name="image21.png"/>
             <a:graphic>
               <a:graphicData uri="http://schemas.openxmlformats.org/drawingml/2006/picture">
                 <pic:pic>
                   <pic:nvPicPr>
-                    <pic:cNvPr id="0" name="image23.png"/>
+                    <pic:cNvPr id="0" name="image21.png"/>
                     <pic:cNvPicPr preferRelativeResize="0"/>
                   </pic:nvPicPr>
                   <pic:blipFill>
@@ -17258,12 +17295,12 @@
             <wp:extent cx="1143000" cy="581025"/>
             <wp:effectExtent b="0" l="0" r="0" t="0"/>
             <wp:wrapTopAndBottom distB="114300" distT="114300"/>
-            <wp:docPr id="2" name="image5.png"/>
+            <wp:docPr id="2" name="image4.png"/>
             <a:graphic>
               <a:graphicData uri="http://schemas.openxmlformats.org/drawingml/2006/picture">
                 <pic:pic>
                   <pic:nvPicPr>
-                    <pic:cNvPr id="0" name="image5.png"/>
+                    <pic:cNvPr id="0" name="image4.png"/>
                     <pic:cNvPicPr preferRelativeResize="0"/>
                   </pic:nvPicPr>
                   <pic:blipFill>
@@ -17613,12 +17650,12 @@
             <wp:extent cx="3114675" cy="2028825"/>
             <wp:effectExtent b="0" l="0" r="0" t="0"/>
             <wp:wrapTopAndBottom distB="114300" distT="114300"/>
-            <wp:docPr id="27" name="image17.png"/>
+            <wp:docPr id="27" name="image22.png"/>
             <a:graphic>
               <a:graphicData uri="http://schemas.openxmlformats.org/drawingml/2006/picture">
                 <pic:pic>
                   <pic:nvPicPr>
-                    <pic:cNvPr id="0" name="image17.png"/>
+                    <pic:cNvPr id="0" name="image22.png"/>
                     <pic:cNvPicPr preferRelativeResize="0"/>
                   </pic:nvPicPr>
                   <pic:blipFill>
@@ -17669,12 +17706,12 @@
             <wp:extent cx="3133725" cy="561975"/>
             <wp:effectExtent b="0" l="0" r="0" t="0"/>
             <wp:wrapTopAndBottom distB="114300" distT="114300"/>
-            <wp:docPr id="20" name="image14.png"/>
+            <wp:docPr id="20" name="image7.png"/>
             <a:graphic>
               <a:graphicData uri="http://schemas.openxmlformats.org/drawingml/2006/picture">
                 <pic:pic>
                   <pic:nvPicPr>
-                    <pic:cNvPr id="0" name="image14.png"/>
+                    <pic:cNvPr id="0" name="image7.png"/>
                     <pic:cNvPicPr preferRelativeResize="0"/>
                   </pic:nvPicPr>
                   <pic:blipFill>
